--- a/Volume 1/Chapter 06 - RESTful APIs/SPA_Vol1_Ch6_Lesson6_5_GET_Requests.docx
+++ b/Volume 1/Chapter 06 - RESTful APIs/SPA_Vol1_Ch6_Lesson6_5_GET_Requests.docx
@@ -2466,7 +2466,7 @@
         <w:keepNext/>
       </w:pPr>
       <w:r>
-        <w:t>AA14E7E7BD2703694E0A6B6855AF3B8C406102AB1FC56AC905FE33619B31FAA5</w:t>
+        <w:t>DC1E4DE3E0EF3A18F3A5818FAB563EB3FA45D5D3BB1DB527A8D389077ED5EE6C</w:t>
       </w:r>
     </w:p>
     <w:p>
@@ -48901,31 +48901,31 @@
       </w:rPr>
     </w:lvl>
   </w:abstractNum>
-  <w:num w:numId="1" w16cid:durableId="101338093">
+  <w:num w:numId="1" w16cid:durableId="272369861">
     <w:abstractNumId w:val="8"/>
   </w:num>
-  <w:num w:numId="2" w16cid:durableId="1179007360">
+  <w:num w:numId="2" w16cid:durableId="1826629293">
     <w:abstractNumId w:val="6"/>
   </w:num>
-  <w:num w:numId="3" w16cid:durableId="1542013104">
+  <w:num w:numId="3" w16cid:durableId="336269195">
     <w:abstractNumId w:val="5"/>
   </w:num>
-  <w:num w:numId="4" w16cid:durableId="537398570">
+  <w:num w:numId="4" w16cid:durableId="1401905243">
     <w:abstractNumId w:val="4"/>
   </w:num>
-  <w:num w:numId="5" w16cid:durableId="1119957812">
+  <w:num w:numId="5" w16cid:durableId="1368994744">
     <w:abstractNumId w:val="7"/>
   </w:num>
-  <w:num w:numId="6" w16cid:durableId="1442410160">
+  <w:num w:numId="6" w16cid:durableId="1991130791">
     <w:abstractNumId w:val="3"/>
   </w:num>
-  <w:num w:numId="7" w16cid:durableId="1321690899">
+  <w:num w:numId="7" w16cid:durableId="95683738">
     <w:abstractNumId w:val="2"/>
   </w:num>
-  <w:num w:numId="8" w16cid:durableId="1688603914">
+  <w:num w:numId="8" w16cid:durableId="627592902">
     <w:abstractNumId w:val="1"/>
   </w:num>
-  <w:num w:numId="9" w16cid:durableId="1949659533">
+  <w:num w:numId="9" w16cid:durableId="1811827265">
     <w:abstractNumId w:val="0"/>
   </w:num>
 </w:numbering>

--- a/Volume 1/Chapter 06 - RESTful APIs/SPA_Vol1_Ch6_Lesson6_5_GET_Requests.docx
+++ b/Volume 1/Chapter 06 - RESTful APIs/SPA_Vol1_Ch6_Lesson6_5_GET_Requests.docx
@@ -3154,7 +3154,7 @@
         <w:keepNext/>
       </w:pPr>
       <w:r>
-        <w:t>$openssl = "C:\Program Files\Git\mingw64\bin\openssl.exe"</w:t>
+        <w:t>$openssl = "C:\Program Files\Git\ucrt64\bin\openssl.exe"</w:t>
       </w:r>
     </w:p>
     <w:p>
@@ -50957,31 +50957,31 @@
       </w:rPr>
     </w:lvl>
   </w:abstractNum>
-  <w:num w:numId="1" w16cid:durableId="1480227525">
+  <w:num w:numId="1" w16cid:durableId="1475413002">
     <w:abstractNumId w:val="8"/>
   </w:num>
-  <w:num w:numId="2" w16cid:durableId="943000557">
+  <w:num w:numId="2" w16cid:durableId="1245336278">
     <w:abstractNumId w:val="6"/>
   </w:num>
-  <w:num w:numId="3" w16cid:durableId="355274254">
+  <w:num w:numId="3" w16cid:durableId="1240797772">
     <w:abstractNumId w:val="5"/>
   </w:num>
-  <w:num w:numId="4" w16cid:durableId="630982791">
+  <w:num w:numId="4" w16cid:durableId="934478343">
     <w:abstractNumId w:val="4"/>
   </w:num>
-  <w:num w:numId="5" w16cid:durableId="426509075">
+  <w:num w:numId="5" w16cid:durableId="765661435">
     <w:abstractNumId w:val="7"/>
   </w:num>
-  <w:num w:numId="6" w16cid:durableId="670445463">
+  <w:num w:numId="6" w16cid:durableId="1512259407">
     <w:abstractNumId w:val="3"/>
   </w:num>
-  <w:num w:numId="7" w16cid:durableId="416631681">
+  <w:num w:numId="7" w16cid:durableId="759253467">
     <w:abstractNumId w:val="2"/>
   </w:num>
-  <w:num w:numId="8" w16cid:durableId="1082677623">
+  <w:num w:numId="8" w16cid:durableId="317614092">
     <w:abstractNumId w:val="1"/>
   </w:num>
-  <w:num w:numId="9" w16cid:durableId="1297566357">
+  <w:num w:numId="9" w16cid:durableId="1132601093">
     <w:abstractNumId w:val="0"/>
   </w:num>
 </w:numbering>
